--- a/submission/drug_safety/Supplementary_material.docx
+++ b/submission/drug_safety/Supplementary_material.docx
@@ -13,7 +13,13 @@
         <w:br/>
       </w:r>
       <w:r>
-        <w:t xml:space="preserve">Which drug–hearing-loss signals in FAERS survive adjustment and independent replication?</w:t>
+        <w:t xml:space="preserve">Adjustment and external replication of drug–hearing-loss signals:</w:t>
+      </w:r>
+      <w:r>
+        <w:t xml:space="preserve"> </w:t>
+      </w:r>
+      <w:r>
+        <w:t xml:space="preserve">a disproportionality analysis of FAERS and Canada Vigilance</w:t>
       </w:r>
     </w:p>
     <w:p>
@@ -6609,6 +6615,44 @@
         <w:t xml:space="preserve">Table S4. Characteristics of FAERS hearing-loss and tinnitus reports and all other reports (READUS-PV item 8b)</w:t>
       </w:r>
       <w:bookmarkEnd w:id="16"/>
+    </w:p>
+    <w:p>
+      <w:pPr>
+        <w:pStyle w:val="FirstParagraph"/>
+      </w:pPr>
+      <w:r>
+        <w:t xml:space="preserve">The hearing-loss and tinnitus groups overlap: 6</w:t>
+      </w:r>
+      <w:r>
+        <w:t xml:space="preserve">,</w:t>
+      </w:r>
+      <w:r>
+        <w:t xml:space="preserve">722 reports contain both events and are counted in both columns.</w:t>
+      </w:r>
+      <w:r>
+        <w:t xml:space="preserve"> </w:t>
+      </w:r>
+      <w:r>
+        <w:t xml:space="preserve">“All other reports”</w:t>
+      </w:r>
+      <w:r>
+        <w:t xml:space="preserve"> </w:t>
+      </w:r>
+      <w:r>
+        <w:t xml:space="preserve">are reports with neither event, so the three columns sum to more than the 19</w:t>
+      </w:r>
+      <w:r>
+        <w:t xml:space="preserve">,</w:t>
+      </w:r>
+      <w:r>
+        <w:t xml:space="preserve">876</w:t>
+      </w:r>
+      <w:r>
+        <w:t xml:space="preserve">,</w:t>
+      </w:r>
+      <w:r>
+        <w:t xml:space="preserve">330 reports analysed.</w:t>
+      </w:r>
     </w:p>
     <w:tbl>
       <w:tblPr>

--- a/submission/drug_safety/Supplementary_material.docx
+++ b/submission/drug_safety/Supplementary_material.docx
@@ -391,7 +391,7 @@
               <w:jc w:val="left"/>
             </w:pPr>
             <w:r>
-              <w:t xml:space="preserve">Methods 2.4–2.8; PROTOCOL.md</w:t>
+              <w:t xml:space="preserve">Methods 2.4–2.8; Figure 1; PROTOCOL.md</w:t>
             </w:r>
           </w:p>
         </w:tc>
@@ -923,7 +923,7 @@
               <w:jc w:val="left"/>
             </w:pPr>
             <w:r>
-              <w:t xml:space="preserve">Tables 1–4, S2, S5, S6; Figures 1–2</w:t>
+              <w:t xml:space="preserve">Tables 1–4, S2, S5, S6; Figures 2–3</w:t>
             </w:r>
           </w:p>
         </w:tc>
